--- a/NC27 SMTC-8-LCC-Wiring-Notes TW.docx
+++ b/NC27 SMTC-8-LCC-Wiring-Notes TW.docx
@@ -554,25 +554,7 @@
                 <w:sz w:val="18"/>
                 <w:szCs w:val="18"/>
               </w:rPr>
-              <w:t>27</w:t>
-            </w:r>
-            <w:r>
-              <w:rPr>
-                <w:b/>
-                <w:bCs/>
-                <w:sz w:val="18"/>
-                <w:szCs w:val="18"/>
-              </w:rPr>
-              <w:t>.</w:t>
-            </w:r>
-            <w:r>
-              <w:rPr>
-                <w:b/>
-                <w:bCs/>
-                <w:sz w:val="18"/>
-                <w:szCs w:val="18"/>
-              </w:rPr>
-              <w:t>5.a/b Xing</w:t>
+              <w:t>SL02,SL04 x crossing</w:t>
             </w:r>
           </w:p>
         </w:tc>
@@ -596,16 +578,7 @@
                 <w:sz w:val="18"/>
                 <w:szCs w:val="18"/>
               </w:rPr>
-              <w:t>02.02.02.01.47,00,1</w:t>
-            </w:r>
-            <w:r>
-              <w:rPr>
-                <w:b/>
-                <w:bCs/>
-                <w:sz w:val="18"/>
-                <w:szCs w:val="18"/>
-              </w:rPr>
-              <w:t>1</w:t>
+              <w:t>02.02.02.01.47,00,11</w:t>
             </w:r>
           </w:p>
         </w:tc>
@@ -629,25 +602,7 @@
                 <w:sz w:val="18"/>
                 <w:szCs w:val="18"/>
               </w:rPr>
-              <w:t>02.02.02.01.</w:t>
-            </w:r>
-            <w:r>
-              <w:rPr>
-                <w:b/>
-                <w:bCs/>
-                <w:sz w:val="18"/>
-                <w:szCs w:val="18"/>
-              </w:rPr>
-              <w:t>47</w:t>
-            </w:r>
-            <w:r>
-              <w:rPr>
-                <w:b/>
-                <w:bCs/>
-                <w:sz w:val="18"/>
-                <w:szCs w:val="18"/>
-              </w:rPr>
-              <w:t>,00,10</w:t>
+              <w:t>02.02.02.01.47,00,10</w:t>
             </w:r>
           </w:p>
         </w:tc>
@@ -777,7 +732,7 @@
                 <w:sz w:val="18"/>
                 <w:szCs w:val="18"/>
               </w:rPr>
-              <w:t>27.4 Houston Industry</w:t>
+              <w:t>SL03 Houston Industry</w:t>
             </w:r>
           </w:p>
         </w:tc>
@@ -801,16 +756,7 @@
                 <w:sz w:val="18"/>
                 <w:szCs w:val="18"/>
               </w:rPr>
-              <w:t>02.02.02.01.47,00,1</w:t>
-            </w:r>
-            <w:r>
-              <w:rPr>
-                <w:b/>
-                <w:bCs/>
-                <w:sz w:val="18"/>
-                <w:szCs w:val="18"/>
-              </w:rPr>
-              <w:t>3</w:t>
+              <w:t>02.02.02.01.47,00,13</w:t>
             </w:r>
           </w:p>
         </w:tc>
@@ -834,16 +780,7 @@
                 <w:sz w:val="18"/>
                 <w:szCs w:val="18"/>
               </w:rPr>
-              <w:t>02.02.02.01.47,00,1</w:t>
-            </w:r>
-            <w:r>
-              <w:rPr>
-                <w:b/>
-                <w:bCs/>
-                <w:sz w:val="18"/>
-                <w:szCs w:val="18"/>
-              </w:rPr>
-              <w:t>2</w:t>
+              <w:t>02.02.02.01.47,00,12</w:t>
             </w:r>
           </w:p>
         </w:tc>
@@ -997,16 +934,7 @@
                 <w:sz w:val="18"/>
                 <w:szCs w:val="18"/>
               </w:rPr>
-              <w:t>02.02.02.01.47,00,1</w:t>
-            </w:r>
-            <w:r>
-              <w:rPr>
-                <w:b/>
-                <w:bCs/>
-                <w:sz w:val="18"/>
-                <w:szCs w:val="18"/>
-              </w:rPr>
-              <w:t>5</w:t>
+              <w:t>02.02.02.01.47,00,15</w:t>
             </w:r>
           </w:p>
         </w:tc>
@@ -1030,16 +958,7 @@
                 <w:sz w:val="18"/>
                 <w:szCs w:val="18"/>
               </w:rPr>
-              <w:t>02.02.02.01.47,00,1</w:t>
-            </w:r>
-            <w:r>
-              <w:rPr>
-                <w:b/>
-                <w:bCs/>
-                <w:sz w:val="18"/>
-                <w:szCs w:val="18"/>
-              </w:rPr>
-              <w:t>4</w:t>
+              <w:t>02.02.02.01.47,00,14</w:t>
             </w:r>
           </w:p>
         </w:tc>
@@ -1169,34 +1088,7 @@
                 <w:sz w:val="18"/>
                 <w:szCs w:val="18"/>
               </w:rPr>
-              <w:t>27.3.</w:t>
-            </w:r>
-            <w:r>
-              <w:rPr>
-                <w:b/>
-                <w:bCs/>
-                <w:sz w:val="18"/>
-                <w:szCs w:val="18"/>
-              </w:rPr>
-              <w:t>3</w:t>
-            </w:r>
-            <w:r>
-              <w:rPr>
-                <w:b/>
-                <w:bCs/>
-                <w:sz w:val="18"/>
-                <w:szCs w:val="18"/>
-              </w:rPr>
-              <w:t xml:space="preserve"> Terminal </w:t>
-            </w:r>
-            <w:r>
-              <w:rPr>
-                <w:b/>
-                <w:bCs/>
-                <w:sz w:val="18"/>
-                <w:szCs w:val="18"/>
-              </w:rPr>
-              <w:t>3</w:t>
+              <w:t>SL13 Pax track lead</w:t>
             </w:r>
           </w:p>
         </w:tc>
@@ -1220,16 +1112,7 @@
                 <w:sz w:val="18"/>
                 <w:szCs w:val="18"/>
               </w:rPr>
-              <w:t>02.02.02.01.47,00,1</w:t>
-            </w:r>
-            <w:r>
-              <w:rPr>
-                <w:b/>
-                <w:bCs/>
-                <w:sz w:val="18"/>
-                <w:szCs w:val="18"/>
-              </w:rPr>
-              <w:t>7</w:t>
+              <w:t>02.02.02.01.47,00,17</w:t>
             </w:r>
           </w:p>
         </w:tc>
@@ -1253,16 +1136,7 @@
                 <w:sz w:val="18"/>
                 <w:szCs w:val="18"/>
               </w:rPr>
-              <w:t>02.02.02.01.47,00,1</w:t>
-            </w:r>
-            <w:r>
-              <w:rPr>
-                <w:b/>
-                <w:bCs/>
-                <w:sz w:val="18"/>
-                <w:szCs w:val="18"/>
-              </w:rPr>
-              <w:t>6</w:t>
+              <w:t>02.02.02.01.47,00,16</w:t>
             </w:r>
           </w:p>
         </w:tc>
@@ -1392,25 +1266,7 @@
                 <w:sz w:val="18"/>
                 <w:szCs w:val="18"/>
               </w:rPr>
-              <w:t xml:space="preserve">27.3.2 </w:t>
-            </w:r>
-            <w:r>
-              <w:rPr>
-                <w:b/>
-                <w:bCs/>
-                <w:sz w:val="18"/>
-                <w:szCs w:val="18"/>
-              </w:rPr>
-              <w:t>Terminal</w:t>
-            </w:r>
-            <w:r>
-              <w:rPr>
-                <w:b/>
-                <w:bCs/>
-                <w:sz w:val="18"/>
-                <w:szCs w:val="18"/>
-              </w:rPr>
-              <w:t xml:space="preserve"> 2</w:t>
+              <w:t>SL14 Pax track 1</w:t>
             </w:r>
           </w:p>
         </w:tc>
@@ -1434,16 +1290,7 @@
                 <w:sz w:val="18"/>
                 <w:szCs w:val="18"/>
               </w:rPr>
-              <w:t>02.02.02.01.47,00,1</w:t>
-            </w:r>
-            <w:r>
-              <w:rPr>
-                <w:b/>
-                <w:bCs/>
-                <w:sz w:val="18"/>
-                <w:szCs w:val="18"/>
-              </w:rPr>
-              <w:t>9</w:t>
+              <w:t>02.02.02.01.47,00,19</w:t>
             </w:r>
           </w:p>
         </w:tc>
@@ -1467,16 +1314,7 @@
                 <w:sz w:val="18"/>
                 <w:szCs w:val="18"/>
               </w:rPr>
-              <w:t>02.02.02.01.47,00,1</w:t>
-            </w:r>
-            <w:r>
-              <w:rPr>
-                <w:b/>
-                <w:bCs/>
-                <w:sz w:val="18"/>
-                <w:szCs w:val="18"/>
-              </w:rPr>
-              <w:t>8</w:t>
+              <w:t>02.02.02.01.47,00,18</w:t>
             </w:r>
           </w:p>
         </w:tc>
@@ -1606,34 +1444,7 @@
                 <w:sz w:val="18"/>
                 <w:szCs w:val="18"/>
               </w:rPr>
-              <w:t>27.3.</w:t>
-            </w:r>
-            <w:r>
-              <w:rPr>
-                <w:b/>
-                <w:bCs/>
-                <w:sz w:val="18"/>
-                <w:szCs w:val="18"/>
-              </w:rPr>
-              <w:t>1</w:t>
-            </w:r>
-            <w:r>
-              <w:rPr>
-                <w:b/>
-                <w:bCs/>
-                <w:sz w:val="18"/>
-                <w:szCs w:val="18"/>
-              </w:rPr>
-              <w:t xml:space="preserve"> Terminal </w:t>
-            </w:r>
-            <w:r>
-              <w:rPr>
-                <w:b/>
-                <w:bCs/>
-                <w:sz w:val="18"/>
-                <w:szCs w:val="18"/>
-              </w:rPr>
-              <w:t>1</w:t>
+              <w:t>SL15 Pax 2/3</w:t>
             </w:r>
           </w:p>
         </w:tc>
@@ -1657,16 +1468,7 @@
                 <w:sz w:val="18"/>
                 <w:szCs w:val="18"/>
               </w:rPr>
-              <w:t>02.02.02.01.47,00,0</w:t>
-            </w:r>
-            <w:r>
-              <w:rPr>
-                <w:b/>
-                <w:bCs/>
-                <w:sz w:val="18"/>
-                <w:szCs w:val="18"/>
-              </w:rPr>
-              <w:t>b</w:t>
+              <w:t>02.02.02.01.47,00,0b</w:t>
             </w:r>
           </w:p>
         </w:tc>
@@ -1690,16 +1492,7 @@
                 <w:sz w:val="18"/>
                 <w:szCs w:val="18"/>
               </w:rPr>
-              <w:t>02.02.02.01.47,00,</w:t>
-            </w:r>
-            <w:r>
-              <w:rPr>
-                <w:b/>
-                <w:bCs/>
-                <w:sz w:val="18"/>
-                <w:szCs w:val="18"/>
-              </w:rPr>
-              <w:t>0a</w:t>
+              <w:t>02.02.02.01.47,00,0a</w:t>
             </w:r>
           </w:p>
         </w:tc>
@@ -1829,7 +1622,7 @@
                 <w:sz w:val="18"/>
                 <w:szCs w:val="18"/>
               </w:rPr>
-              <w:t>27.2 Chenny Yard Lead</w:t>
+              <w:t>SL23 chenney yard lead</w:t>
             </w:r>
           </w:p>
         </w:tc>
@@ -1853,16 +1646,7 @@
                 <w:sz w:val="18"/>
                 <w:szCs w:val="18"/>
               </w:rPr>
-              <w:t>02.02.02.01.47,00-0</w:t>
-            </w:r>
-            <w:r>
-              <w:rPr>
-                <w:b/>
-                <w:bCs/>
-                <w:sz w:val="18"/>
-                <w:szCs w:val="18"/>
-              </w:rPr>
-              <w:t>d</w:t>
+              <w:t>02.02.02.01.47,00-0d</w:t>
             </w:r>
           </w:p>
         </w:tc>
@@ -1886,16 +1670,7 @@
                 <w:sz w:val="18"/>
                 <w:szCs w:val="18"/>
               </w:rPr>
-              <w:t>02.02.02.01.47,00</w:t>
-            </w:r>
-            <w:r>
-              <w:rPr>
-                <w:b/>
-                <w:bCs/>
-                <w:sz w:val="18"/>
-                <w:szCs w:val="18"/>
-              </w:rPr>
-              <w:t>-0c</w:t>
+              <w:t>02.02.02.01.47,00-0c</w:t>
             </w:r>
           </w:p>
         </w:tc>
@@ -2025,7 +1800,7 @@
                 <w:sz w:val="18"/>
                 <w:szCs w:val="18"/>
               </w:rPr>
-              <w:t>27.1 XNG</w:t>
+              <w:t>SL24,SL26 crossing 2</w:t>
             </w:r>
           </w:p>
         </w:tc>
@@ -2049,16 +1824,7 @@
                 <w:sz w:val="18"/>
                 <w:szCs w:val="18"/>
               </w:rPr>
-              <w:t>02.02.02.01.47,00,0</w:t>
-            </w:r>
-            <w:r>
-              <w:rPr>
-                <w:b/>
-                <w:bCs/>
-                <w:sz w:val="18"/>
-                <w:szCs w:val="18"/>
-              </w:rPr>
-              <w:t>f</w:t>
+              <w:t>02.02.02.01.47,00,0f</w:t>
             </w:r>
           </w:p>
         </w:tc>
@@ -2082,16 +1848,7 @@
                 <w:sz w:val="18"/>
                 <w:szCs w:val="18"/>
               </w:rPr>
-              <w:t>02.02.02.01.47,00,</w:t>
-            </w:r>
-            <w:r>
-              <w:rPr>
-                <w:b/>
-                <w:bCs/>
-                <w:sz w:val="18"/>
-                <w:szCs w:val="18"/>
-              </w:rPr>
-              <w:t>0e</w:t>
+              <w:t>02.02.02.01.47,00,0e</w:t>
             </w:r>
           </w:p>
         </w:tc>
@@ -2329,41 +2086,6 @@
           <w:szCs w:val="18"/>
         </w:rPr>
       </w:pPr>
-      <w:r>
-        <w:rPr>
-          <w:sz w:val="18"/>
-          <w:szCs w:val="18"/>
-        </w:rPr>
-        <w:tab/>
-      </w:r>
-      <w:r>
-        <w:rPr>
-          <w:sz w:val="18"/>
-          <w:szCs w:val="18"/>
-        </w:rPr>
-        <w:tab/>
-      </w:r>
-      <w:r>
-        <w:rPr>
-          <w:sz w:val="18"/>
-          <w:szCs w:val="18"/>
-        </w:rPr>
-        <w:tab/>
-      </w:r>
-      <w:r>
-        <w:rPr>
-          <w:sz w:val="18"/>
-          <w:szCs w:val="18"/>
-        </w:rPr>
-        <w:tab/>
-      </w:r>
-      <w:r>
-        <w:rPr>
-          <w:sz w:val="18"/>
-          <w:szCs w:val="18"/>
-        </w:rPr>
-        <w:tab/>
-      </w:r>
     </w:p>
     <w:p>
       <w:pPr>
